--- a/ARI-510-Machine-Learning/Problem Set 3/ARI410_510-ProblemSet3.docx
+++ b/ARI-510-Machine-Learning/Problem Set 3/ARI410_510-ProblemSet3.docx
@@ -5107,14 +5107,43 @@
         <w:t xml:space="preserve"> in the output are the values largest, and where are they zero? In words, what is this kernel detecting? How could this help the team find the shoreline?</w:t>
       </w:r>
     </w:p>
-    <w:p/>
-    <w:p/>
-    <w:p/>
-    <w:p/>
-    <w:p/>
-    <w:p/>
-    <w:p/>
-    <w:p/>
+    <w:p>
+      <w:r>
+        <w:t xml:space="preserve">The numbers are largest in the top left corner and down the middle with the highest value of 9. </w:t>
+      </w:r>
+      <w:proofErr w:type="gramStart"/>
+      <w:r>
+        <w:t>The only</w:t>
+      </w:r>
+      <w:proofErr w:type="gramEnd"/>
+      <w:r>
+        <w:t xml:space="preserve"> zero can be found in the top </w:t>
+      </w:r>
+      <w:proofErr w:type="gramStart"/>
+      <w:r>
+        <w:t>right hand</w:t>
+      </w:r>
+      <w:proofErr w:type="gramEnd"/>
+      <w:r>
+        <w:t xml:space="preserve"> corner. This kernel </w:t>
+      </w:r>
+      <w:proofErr w:type="gramStart"/>
+      <w:r>
+        <w:t>is detecting</w:t>
+      </w:r>
+      <w:proofErr w:type="gramEnd"/>
+      <w:r>
+        <w:t xml:space="preserve"> transition of dark to bright. Higher values indicate a stark transitionary zone while lower values indicate a zone dominated by mostly light </w:t>
+      </w:r>
+      <w:proofErr w:type="gramStart"/>
+      <w:r>
+        <w:t>or mostly</w:t>
+      </w:r>
+      <w:proofErr w:type="gramEnd"/>
+      <w:r>
+        <w:t xml:space="preserve"> dark. If they trace the 9’s they should be able to find where the Dark 0’s are transitioning to bright 3’s</w:t>
+      </w:r>
+    </w:p>
     <w:p/>
     <w:p/>
     <w:p/>
@@ -5216,8 +5245,29 @@
       </w:r>
     </w:p>
     <w:p/>
-    <w:p/>
-    <w:p/>
+    <w:p>
+      <w:r>
+        <w:t xml:space="preserve">It looks like padding one would allow the image to retain </w:t>
+      </w:r>
+      <w:proofErr w:type="spellStart"/>
+      <w:proofErr w:type="gramStart"/>
+      <w:r>
+        <w:t>it’s</w:t>
+      </w:r>
+      <w:proofErr w:type="spellEnd"/>
+      <w:proofErr w:type="gramEnd"/>
+      <w:r>
+        <w:t xml:space="preserve"> original size. This would allow a </w:t>
+      </w:r>
+      <w:proofErr w:type="gramStart"/>
+      <w:r>
+        <w:t>directly</w:t>
+      </w:r>
+      <w:proofErr w:type="gramEnd"/>
+      <w:r>
+        <w:t xml:space="preserve"> overlay and correspondence to the initial image.</w:t>
+      </w:r>
+    </w:p>
     <w:p/>
     <w:p/>
     <w:p/>
